--- a/Diplomarbeit/topics/Protocols/DA_Besprechung-2024-12-04.docx
+++ b/Diplomarbeit/topics/Protocols/DA_Besprechung-2024-12-04.docx
@@ -1,6 +1,6 @@
 
 <file path=word/document.xml><?xml version="1.0" encoding="utf-8"?>
-<w:document xmlns:wpc="http://schemas.microsoft.com/office/word/2010/wordprocessingCanvas" xmlns:cx="http://schemas.microsoft.com/office/drawing/2014/chartex" xmlns:cx1="http://schemas.microsoft.com/office/drawing/2015/9/8/chartex" xmlns:cx2="http://schemas.microsoft.com/office/drawing/2015/10/21/chartex" xmlns:cx3="http://schemas.microsoft.com/office/drawing/2016/5/9/chartex" xmlns:cx4="http://schemas.microsoft.com/office/drawing/2016/5/10/chartex" xmlns:cx5="http://schemas.microsoft.com/office/drawing/2016/5/11/chartex" xmlns:cx6="http://schemas.microsoft.com/office/drawing/2016/5/12/chartex" xmlns:cx7="http://schemas.microsoft.com/office/drawing/2016/5/13/chartex" xmlns:cx8="http://schemas.microsoft.com/office/drawing/2016/5/14/chartex" xmlns:mc="http://schemas.openxmlformats.org/markup-compatibility/2006" xmlns:aink="http://schemas.microsoft.com/office/drawing/2016/ink" xmlns:am3d="http://schemas.microsoft.com/office/drawing/2017/model3d" xmlns:o="urn:schemas-microsoft-com:office:office" xmlns:oel="http://schemas.microsoft.com/office/2019/extlst" xmlns:r="http://schemas.openxmlformats.org/officeDocument/2006/relationships" xmlns:m="http://schemas.openxmlformats.org/officeDocument/2006/math" xmlns:v="urn:schemas-microsoft-com:vml" xmlns:wp14="http://schemas.microsoft.com/office/word/2010/wordprocessingDrawing" xmlns:wp="http://schemas.openxmlformats.org/drawingml/2006/wordprocessingDrawing" xmlns:w10="urn:schemas-microsoft-com:office:word" xmlns:w="http://schemas.openxmlformats.org/wordprocessingml/2006/main" xmlns:w14="http://schemas.microsoft.com/office/word/2010/wordml" xmlns:w15="http://schemas.microsoft.com/office/word/2012/wordml" xmlns:w16cex="http://schemas.microsoft.com/office/word/2018/wordml/cex" xmlns:w16cid="http://schemas.microsoft.com/office/word/2016/wordml/cid" xmlns:w16="http://schemas.microsoft.com/office/word/2018/wordml" xmlns:w16du="http://schemas.microsoft.com/office/word/2023/wordml/word16du" xmlns:w16sdtdh="http://schemas.microsoft.com/office/word/2020/wordml/sdtdatahash" xmlns:w16se="http://schemas.microsoft.com/office/word/2015/wordml/symex" xmlns:wpg="http://schemas.microsoft.com/office/word/2010/wordprocessingGroup" xmlns:wpi="http://schemas.microsoft.com/office/word/2010/wordprocessingInk" xmlns:wne="http://schemas.microsoft.com/office/word/2006/wordml" xmlns:wps="http://schemas.microsoft.com/office/word/2010/wordprocessingShape" mc:Ignorable="w14 w15 w16se w16cid w16 w16cex w16sdtdh w16du wp14">
+<w:document xmlns:wpc="http://schemas.microsoft.com/office/word/2010/wordprocessingCanvas" xmlns:cx="http://schemas.microsoft.com/office/drawing/2014/chartex" xmlns:cx1="http://schemas.microsoft.com/office/drawing/2015/9/8/chartex" xmlns:cx2="http://schemas.microsoft.com/office/drawing/2015/10/21/chartex" xmlns:cx3="http://schemas.microsoft.com/office/drawing/2016/5/9/chartex" xmlns:cx4="http://schemas.microsoft.com/office/drawing/2016/5/10/chartex" xmlns:cx5="http://schemas.microsoft.com/office/drawing/2016/5/11/chartex" xmlns:cx6="http://schemas.microsoft.com/office/drawing/2016/5/12/chartex" xmlns:cx7="http://schemas.microsoft.com/office/drawing/2016/5/13/chartex" xmlns:cx8="http://schemas.microsoft.com/office/drawing/2016/5/14/chartex" xmlns:mc="http://schemas.openxmlformats.org/markup-compatibility/2006" xmlns:aink="http://schemas.microsoft.com/office/drawing/2016/ink" xmlns:am3d="http://schemas.microsoft.com/office/drawing/2017/model3d" xmlns:o="urn:schemas-microsoft-com:office:office" xmlns:oel="http://schemas.microsoft.com/office/2019/extlst" xmlns:r="http://schemas.openxmlformats.org/officeDocument/2006/relationships" xmlns:m="http://schemas.openxmlformats.org/officeDocument/2006/math" xmlns:v="urn:schemas-microsoft-com:vml" xmlns:wp14="http://schemas.microsoft.com/office/word/2010/wordprocessingDrawing" xmlns:wp="http://schemas.openxmlformats.org/drawingml/2006/wordprocessingDrawing" xmlns:w10="urn:schemas-microsoft-com:office:word" xmlns:w="http://schemas.openxmlformats.org/wordprocessingml/2006/main" xmlns:w14="http://schemas.microsoft.com/office/word/2010/wordml" xmlns:w15="http://schemas.microsoft.com/office/word/2012/wordml" xmlns:w16cex="http://schemas.microsoft.com/office/word/2018/wordml/cex" xmlns:w16cid="http://schemas.microsoft.com/office/word/2016/wordml/cid" xmlns:w16="http://schemas.microsoft.com/office/word/2018/wordml" xmlns:w16du="http://schemas.microsoft.com/office/word/2023/wordml/word16du" xmlns:w16sdtdh="http://schemas.microsoft.com/office/word/2020/wordml/sdtdatahash" xmlns:w16sdtfl="http://schemas.microsoft.com/office/word/2024/wordml/sdtformatlock" xmlns:w16se="http://schemas.microsoft.com/office/word/2015/wordml/symex" xmlns:wpg="http://schemas.microsoft.com/office/word/2010/wordprocessingGroup" xmlns:wpi="http://schemas.microsoft.com/office/word/2010/wordprocessingInk" xmlns:wne="http://schemas.microsoft.com/office/word/2006/wordml" xmlns:wps="http://schemas.microsoft.com/office/word/2010/wordprocessingShape" mc:Ignorable="w14 w15 w16se w16cid w16 w16cex w16sdtdh w16sdtfl w16du wp14">
   <w:body>
     <w:p>
       <w:pPr>
@@ -349,27 +349,6 @@
         <w:tab/>
         <w:t>7:25</w:t>
       </w:r>
-    </w:p>
-    <w:p>
-      <w:pPr>
-        <w:tabs>
-          <w:tab w:val="left" w:pos="1418"/>
-          <w:tab w:val="left" w:pos="3969"/>
-          <w:tab w:val="left" w:pos="5387"/>
-        </w:tabs>
-        <w:rPr>
-          <w:sz w:val="22"/>
-          <w:szCs w:val="22"/>
-          <w:lang w:val="en-US"/>
-        </w:rPr>
-      </w:pPr>
-    </w:p>
-    <w:p>
-      <w:pPr>
-        <w:rPr>
-          <w:lang w:val="en-US"/>
-        </w:rPr>
-      </w:pPr>
     </w:p>
     <w:p>
       <w:pPr>
@@ -528,9 +507,15 @@
           <w:p>
             <w:pPr>
               <w:rPr>
-                <w:lang w:val="en-US"/>
+                <w:lang w:val="en-GB"/>
               </w:rPr>
             </w:pPr>
+            <w:r>
+              <w:rPr>
+                <w:lang w:val="en-GB"/>
+              </w:rPr>
+              <w:t>Available Website hosted in Network</w:t>
+            </w:r>
           </w:p>
         </w:tc>
         <w:tc>
@@ -550,6 +535,12 @@
                 <w:lang w:val="en-US"/>
               </w:rPr>
             </w:pPr>
+            <w:r>
+              <w:rPr>
+                <w:lang w:val="en-US"/>
+              </w:rPr>
+              <w:t>Not completed</w:t>
+            </w:r>
           </w:p>
         </w:tc>
       </w:tr>
@@ -569,9 +560,15 @@
           <w:p>
             <w:pPr>
               <w:rPr>
-                <w:lang w:val="en-US"/>
+                <w:lang w:val="en-GB"/>
               </w:rPr>
             </w:pPr>
+            <w:r>
+              <w:rPr>
+                <w:lang w:val="en-GB"/>
+              </w:rPr>
+              <w:t xml:space="preserve">Communication between Raspberry Pi and ESP32 </w:t>
+            </w:r>
           </w:p>
         </w:tc>
         <w:tc>
@@ -591,6 +588,12 @@
                 <w:lang w:val="en-US"/>
               </w:rPr>
             </w:pPr>
+            <w:r>
+              <w:rPr>
+                <w:lang w:val="en-US"/>
+              </w:rPr>
+              <w:t>Not completed</w:t>
+            </w:r>
           </w:p>
         </w:tc>
       </w:tr>
@@ -616,15 +619,6 @@
         </w:rPr>
         <w:t>To be done</w:t>
       </w:r>
-    </w:p>
-    <w:p>
-      <w:pPr>
-        <w:rPr>
-          <w:sz w:val="22"/>
-          <w:szCs w:val="22"/>
-          <w:lang w:val="en-US"/>
-        </w:rPr>
-      </w:pPr>
     </w:p>
     <w:tbl>
       <w:tblPr>
@@ -864,96 +858,18 @@
     </w:tbl>
     <w:p>
       <w:pPr>
+        <w:rPr>
+          <w:lang w:val="en-US"/>
+        </w:rPr>
+      </w:pPr>
+    </w:p>
+    <w:p>
+      <w:pPr>
         <w:pStyle w:val="berschrift1"/>
         <w:rPr>
           <w:lang w:val="en-US"/>
         </w:rPr>
       </w:pPr>
-    </w:p>
-    <w:p>
-      <w:pPr>
-        <w:rPr>
-          <w:lang w:val="en-US"/>
-        </w:rPr>
-      </w:pPr>
-    </w:p>
-    <w:p>
-      <w:pPr>
-        <w:rPr>
-          <w:lang w:val="en-US"/>
-        </w:rPr>
-      </w:pPr>
-    </w:p>
-    <w:p>
-      <w:pPr>
-        <w:rPr>
-          <w:lang w:val="en-US"/>
-        </w:rPr>
-      </w:pPr>
-    </w:p>
-    <w:p>
-      <w:pPr>
-        <w:rPr>
-          <w:lang w:val="en-US"/>
-        </w:rPr>
-      </w:pPr>
-    </w:p>
-    <w:p>
-      <w:pPr>
-        <w:rPr>
-          <w:lang w:val="en-US"/>
-        </w:rPr>
-      </w:pPr>
-    </w:p>
-    <w:p>
-      <w:pPr>
-        <w:rPr>
-          <w:lang w:val="en-US"/>
-        </w:rPr>
-      </w:pPr>
-    </w:p>
-    <w:p>
-      <w:pPr>
-        <w:rPr>
-          <w:lang w:val="en-US"/>
-        </w:rPr>
-      </w:pPr>
-    </w:p>
-    <w:p>
-      <w:pPr>
-        <w:rPr>
-          <w:lang w:val="en-US"/>
-        </w:rPr>
-      </w:pPr>
-    </w:p>
-    <w:p>
-      <w:pPr>
-        <w:rPr>
-          <w:lang w:val="en-US"/>
-        </w:rPr>
-      </w:pPr>
-    </w:p>
-    <w:p>
-      <w:pPr>
-        <w:rPr>
-          <w:lang w:val="en-US"/>
-        </w:rPr>
-      </w:pPr>
-    </w:p>
-    <w:p>
-      <w:pPr>
-        <w:rPr>
-          <w:lang w:val="en-US"/>
-        </w:rPr>
-      </w:pPr>
-    </w:p>
-    <w:p>
-      <w:pPr>
-        <w:pStyle w:val="berschrift1"/>
-        <w:rPr>
-          <w:lang w:val="en-US"/>
-        </w:rPr>
-      </w:pPr>
       <w:r>
         <w:rPr>
           <w:lang w:val="en-US"/>
@@ -974,15 +890,6 @@
         </w:rPr>
         <w:t>State</w:t>
       </w:r>
-    </w:p>
-    <w:p>
-      <w:pPr>
-        <w:rPr>
-          <w:sz w:val="22"/>
-          <w:szCs w:val="22"/>
-          <w:lang w:val="en-US"/>
-        </w:rPr>
-      </w:pPr>
     </w:p>
     <w:tbl>
       <w:tblPr>
@@ -1021,7 +928,6 @@
                 <w:szCs w:val="22"/>
                 <w:lang w:val="en-US"/>
               </w:rPr>
-              <w:lastRenderedPageBreak/>
               <w:t>Task</w:t>
             </w:r>
           </w:p>
@@ -1214,6 +1120,14 @@
         </w:tc>
       </w:tr>
     </w:tbl>
+    <w:p>
+      <w:pPr>
+        <w:pStyle w:val="berschrift2"/>
+        <w:rPr>
+          <w:lang w:val="en-US"/>
+        </w:rPr>
+      </w:pPr>
+    </w:p>
     <w:p>
       <w:pPr>
         <w:pStyle w:val="berschrift2"/>
@@ -1339,14 +1253,7 @@
                 <w:color w:val="auto"/>
                 <w:lang w:val="en-GB"/>
               </w:rPr>
-              <w:t>PCB</w:t>
-            </w:r>
-            <w:r>
-              <w:rPr>
-                <w:color w:val="auto"/>
-                <w:lang w:val="en-GB"/>
-              </w:rPr>
-              <w:t xml:space="preserve">s and testing </w:t>
+              <w:t xml:space="preserve">PCBs and testing </w:t>
             </w:r>
           </w:p>
         </w:tc>
@@ -1445,97 +1352,6 @@
           <w:lang w:val="en-US"/>
         </w:rPr>
       </w:pPr>
-      <w:r>
-        <w:rPr>
-          <w:sz w:val="22"/>
-          <w:szCs w:val="22"/>
-          <w:lang w:val="en-US"/>
-        </w:rPr>
-        <w:t>Next Seminar: October.</w:t>
-      </w:r>
-    </w:p>
-    <w:p>
-      <w:pPr>
-        <w:rPr>
-          <w:sz w:val="22"/>
-          <w:szCs w:val="22"/>
-          <w:lang w:val="en-US"/>
-        </w:rPr>
-      </w:pPr>
-    </w:p>
-    <w:p>
-      <w:pPr>
-        <w:rPr>
-          <w:lang w:val="en-US"/>
-        </w:rPr>
-      </w:pPr>
-      <w:r>
-        <w:rPr>
-          <w:sz w:val="22"/>
-          <w:szCs w:val="22"/>
-          <w:lang w:val="en-US"/>
-        </w:rPr>
-        <w:t xml:space="preserve">For the protocol: Fabian </w:t>
-      </w:r>
-      <w:proofErr w:type="spellStart"/>
-      <w:r>
-        <w:rPr>
-          <w:sz w:val="22"/>
-          <w:szCs w:val="22"/>
-          <w:lang w:val="en-US"/>
-        </w:rPr>
-        <w:t>Schätzschock</w:t>
-      </w:r>
-      <w:proofErr w:type="spellEnd"/>
-    </w:p>
-    <w:p>
-      <w:pPr>
-        <w:rPr>
-          <w:lang w:val="en-US"/>
-        </w:rPr>
-      </w:pPr>
-    </w:p>
-    <w:p>
-      <w:pPr>
-        <w:rPr>
-          <w:lang w:val="en-US"/>
-        </w:rPr>
-      </w:pPr>
-    </w:p>
-    <w:p>
-      <w:pPr>
-        <w:rPr>
-          <w:lang w:val="en-US"/>
-        </w:rPr>
-      </w:pPr>
-    </w:p>
-    <w:p>
-      <w:pPr>
-        <w:rPr>
-          <w:lang w:val="en-US"/>
-        </w:rPr>
-      </w:pPr>
-    </w:p>
-    <w:p>
-      <w:pPr>
-        <w:rPr>
-          <w:lang w:val="en-US"/>
-        </w:rPr>
-      </w:pPr>
-    </w:p>
-    <w:p>
-      <w:pPr>
-        <w:rPr>
-          <w:lang w:val="en-US"/>
-        </w:rPr>
-      </w:pPr>
-    </w:p>
-    <w:p>
-      <w:pPr>
-        <w:rPr>
-          <w:lang w:val="en-US"/>
-        </w:rPr>
-      </w:pPr>
     </w:p>
     <w:p>
       <w:pPr>
@@ -1552,12 +1368,10 @@
       </w:pPr>
     </w:p>
     <w:sectPr>
-      <w:headerReference w:type="even" r:id="rId6"/>
       <w:headerReference w:type="default" r:id="rId7"/>
-      <w:footerReference w:type="even" r:id="rId8"/>
-      <w:footerReference w:type="default" r:id="rId9"/>
-      <w:headerReference w:type="first" r:id="rId10"/>
-      <w:footerReference w:type="first" r:id="rId11"/>
+      <w:footerReference w:type="default" r:id="rId8"/>
+      <w:headerReference w:type="first" r:id="rId9"/>
+      <w:footerReference w:type="first" r:id="rId10"/>
       <w:pgSz w:w="11906" w:h="16838"/>
       <w:pgMar w:top="1134" w:right="1134" w:bottom="1134" w:left="1134" w:header="709" w:footer="709" w:gutter="0"/>
       <w:cols w:space="720"/>
@@ -1569,7 +1383,7 @@
 </file>
 
 <file path=word/endnotes.xml><?xml version="1.0" encoding="utf-8"?>
-<w:endnotes xmlns:wpc="http://schemas.microsoft.com/office/word/2010/wordprocessingCanvas" xmlns:cx="http://schemas.microsoft.com/office/drawing/2014/chartex" xmlns:cx1="http://schemas.microsoft.com/office/drawing/2015/9/8/chartex" xmlns:cx2="http://schemas.microsoft.com/office/drawing/2015/10/21/chartex" xmlns:cx3="http://schemas.microsoft.com/office/drawing/2016/5/9/chartex" xmlns:cx4="http://schemas.microsoft.com/office/drawing/2016/5/10/chartex" xmlns:cx5="http://schemas.microsoft.com/office/drawing/2016/5/11/chartex" xmlns:cx6="http://schemas.microsoft.com/office/drawing/2016/5/12/chartex" xmlns:cx7="http://schemas.microsoft.com/office/drawing/2016/5/13/chartex" xmlns:cx8="http://schemas.microsoft.com/office/drawing/2016/5/14/chartex" xmlns:mc="http://schemas.openxmlformats.org/markup-compatibility/2006" xmlns:aink="http://schemas.microsoft.com/office/drawing/2016/ink" xmlns:am3d="http://schemas.microsoft.com/office/drawing/2017/model3d" xmlns:o="urn:schemas-microsoft-com:office:office" xmlns:oel="http://schemas.microsoft.com/office/2019/extlst" xmlns:r="http://schemas.openxmlformats.org/officeDocument/2006/relationships" xmlns:m="http://schemas.openxmlformats.org/officeDocument/2006/math" xmlns:v="urn:schemas-microsoft-com:vml" xmlns:wp14="http://schemas.microsoft.com/office/word/2010/wordprocessingDrawing" xmlns:wp="http://schemas.openxmlformats.org/drawingml/2006/wordprocessingDrawing" xmlns:w10="urn:schemas-microsoft-com:office:word" xmlns:w="http://schemas.openxmlformats.org/wordprocessingml/2006/main" xmlns:w14="http://schemas.microsoft.com/office/word/2010/wordml" xmlns:w15="http://schemas.microsoft.com/office/word/2012/wordml" xmlns:w16cex="http://schemas.microsoft.com/office/word/2018/wordml/cex" xmlns:w16cid="http://schemas.microsoft.com/office/word/2016/wordml/cid" xmlns:w16="http://schemas.microsoft.com/office/word/2018/wordml" xmlns:w16du="http://schemas.microsoft.com/office/word/2023/wordml/word16du" xmlns:w16sdtdh="http://schemas.microsoft.com/office/word/2020/wordml/sdtdatahash" xmlns:w16se="http://schemas.microsoft.com/office/word/2015/wordml/symex" xmlns:wpg="http://schemas.microsoft.com/office/word/2010/wordprocessingGroup" xmlns:wpi="http://schemas.microsoft.com/office/word/2010/wordprocessingInk" xmlns:wne="http://schemas.microsoft.com/office/word/2006/wordml" xmlns:wps="http://schemas.microsoft.com/office/word/2010/wordprocessingShape" mc:Ignorable="w14 w15 w16se w16cid w16 w16cex w16sdtdh w16du wp14">
+<w:endnotes xmlns:wpc="http://schemas.microsoft.com/office/word/2010/wordprocessingCanvas" xmlns:cx="http://schemas.microsoft.com/office/drawing/2014/chartex" xmlns:cx1="http://schemas.microsoft.com/office/drawing/2015/9/8/chartex" xmlns:cx2="http://schemas.microsoft.com/office/drawing/2015/10/21/chartex" xmlns:cx3="http://schemas.microsoft.com/office/drawing/2016/5/9/chartex" xmlns:cx4="http://schemas.microsoft.com/office/drawing/2016/5/10/chartex" xmlns:cx5="http://schemas.microsoft.com/office/drawing/2016/5/11/chartex" xmlns:cx6="http://schemas.microsoft.com/office/drawing/2016/5/12/chartex" xmlns:cx7="http://schemas.microsoft.com/office/drawing/2016/5/13/chartex" xmlns:cx8="http://schemas.microsoft.com/office/drawing/2016/5/14/chartex" xmlns:mc="http://schemas.openxmlformats.org/markup-compatibility/2006" xmlns:aink="http://schemas.microsoft.com/office/drawing/2016/ink" xmlns:am3d="http://schemas.microsoft.com/office/drawing/2017/model3d" xmlns:o="urn:schemas-microsoft-com:office:office" xmlns:oel="http://schemas.microsoft.com/office/2019/extlst" xmlns:r="http://schemas.openxmlformats.org/officeDocument/2006/relationships" xmlns:m="http://schemas.openxmlformats.org/officeDocument/2006/math" xmlns:v="urn:schemas-microsoft-com:vml" xmlns:wp14="http://schemas.microsoft.com/office/word/2010/wordprocessingDrawing" xmlns:wp="http://schemas.openxmlformats.org/drawingml/2006/wordprocessingDrawing" xmlns:w10="urn:schemas-microsoft-com:office:word" xmlns:w="http://schemas.openxmlformats.org/wordprocessingml/2006/main" xmlns:w14="http://schemas.microsoft.com/office/word/2010/wordml" xmlns:w15="http://schemas.microsoft.com/office/word/2012/wordml" xmlns:w16cex="http://schemas.microsoft.com/office/word/2018/wordml/cex" xmlns:w16cid="http://schemas.microsoft.com/office/word/2016/wordml/cid" xmlns:w16="http://schemas.microsoft.com/office/word/2018/wordml" xmlns:w16du="http://schemas.microsoft.com/office/word/2023/wordml/word16du" xmlns:w16sdtdh="http://schemas.microsoft.com/office/word/2020/wordml/sdtdatahash" xmlns:w16sdtfl="http://schemas.microsoft.com/office/word/2024/wordml/sdtformatlock" xmlns:w16se="http://schemas.microsoft.com/office/word/2015/wordml/symex" xmlns:wpg="http://schemas.microsoft.com/office/word/2010/wordprocessingGroup" xmlns:wpi="http://schemas.microsoft.com/office/word/2010/wordprocessingInk" xmlns:wne="http://schemas.microsoft.com/office/word/2006/wordml" xmlns:wps="http://schemas.microsoft.com/office/word/2010/wordprocessingShape" mc:Ignorable="w14 w15 w16se w16cid w16 w16cex w16sdtdh w16sdtfl w16du wp14">
   <w:endnote w:type="separator" w:id="-1">
     <w:p>
       <w:r>
@@ -1588,17 +1402,7 @@
 </file>
 
 <file path=word/footer1.xml><?xml version="1.0" encoding="utf-8"?>
-<w:ftr xmlns:wpc="http://schemas.microsoft.com/office/word/2010/wordprocessingCanvas" xmlns:cx="http://schemas.microsoft.com/office/drawing/2014/chartex" xmlns:cx1="http://schemas.microsoft.com/office/drawing/2015/9/8/chartex" xmlns:cx2="http://schemas.microsoft.com/office/drawing/2015/10/21/chartex" xmlns:cx3="http://schemas.microsoft.com/office/drawing/2016/5/9/chartex" xmlns:cx4="http://schemas.microsoft.com/office/drawing/2016/5/10/chartex" xmlns:cx5="http://schemas.microsoft.com/office/drawing/2016/5/11/chartex" xmlns:cx6="http://schemas.microsoft.com/office/drawing/2016/5/12/chartex" xmlns:cx7="http://schemas.microsoft.com/office/drawing/2016/5/13/chartex" xmlns:cx8="http://schemas.microsoft.com/office/drawing/2016/5/14/chartex" xmlns:mc="http://schemas.openxmlformats.org/markup-compatibility/2006" xmlns:aink="http://schemas.microsoft.com/office/drawing/2016/ink" xmlns:am3d="http://schemas.microsoft.com/office/drawing/2017/model3d" xmlns:o="urn:schemas-microsoft-com:office:office" xmlns:oel="http://schemas.microsoft.com/office/2019/extlst" xmlns:r="http://schemas.openxmlformats.org/officeDocument/2006/relationships" xmlns:m="http://schemas.openxmlformats.org/officeDocument/2006/math" xmlns:v="urn:schemas-microsoft-com:vml" xmlns:wp14="http://schemas.microsoft.com/office/word/2010/wordprocessingDrawing" xmlns:wp="http://schemas.openxmlformats.org/drawingml/2006/wordprocessingDrawing" xmlns:w10="urn:schemas-microsoft-com:office:word" xmlns:w="http://schemas.openxmlformats.org/wordprocessingml/2006/main" xmlns:w14="http://schemas.microsoft.com/office/word/2010/wordml" xmlns:w15="http://schemas.microsoft.com/office/word/2012/wordml" xmlns:w16cex="http://schemas.microsoft.com/office/word/2018/wordml/cex" xmlns:w16cid="http://schemas.microsoft.com/office/word/2016/wordml/cid" xmlns:w16="http://schemas.microsoft.com/office/word/2018/wordml" xmlns:w16du="http://schemas.microsoft.com/office/word/2023/wordml/word16du" xmlns:w16sdtdh="http://schemas.microsoft.com/office/word/2020/wordml/sdtdatahash" xmlns:w16se="http://schemas.microsoft.com/office/word/2015/wordml/symex" xmlns:wpg="http://schemas.microsoft.com/office/word/2010/wordprocessingGroup" xmlns:wpi="http://schemas.microsoft.com/office/word/2010/wordprocessingInk" xmlns:wne="http://schemas.microsoft.com/office/word/2006/wordml" xmlns:wps="http://schemas.microsoft.com/office/word/2010/wordprocessingShape" mc:Ignorable="w14 w15 w16se w16cid w16 w16cex w16sdtdh w16du wp14">
-  <w:p>
-    <w:pPr>
-      <w:pStyle w:val="Fuzeile"/>
-    </w:pPr>
-  </w:p>
-</w:ftr>
-</file>
-
-<file path=word/footer2.xml><?xml version="1.0" encoding="utf-8"?>
-<w:ftr xmlns:wpc="http://schemas.microsoft.com/office/word/2010/wordprocessingCanvas" xmlns:cx="http://schemas.microsoft.com/office/drawing/2014/chartex" xmlns:cx1="http://schemas.microsoft.com/office/drawing/2015/9/8/chartex" xmlns:cx2="http://schemas.microsoft.com/office/drawing/2015/10/21/chartex" xmlns:cx3="http://schemas.microsoft.com/office/drawing/2016/5/9/chartex" xmlns:cx4="http://schemas.microsoft.com/office/drawing/2016/5/10/chartex" xmlns:cx5="http://schemas.microsoft.com/office/drawing/2016/5/11/chartex" xmlns:cx6="http://schemas.microsoft.com/office/drawing/2016/5/12/chartex" xmlns:cx7="http://schemas.microsoft.com/office/drawing/2016/5/13/chartex" xmlns:cx8="http://schemas.microsoft.com/office/drawing/2016/5/14/chartex" xmlns:mc="http://schemas.openxmlformats.org/markup-compatibility/2006" xmlns:aink="http://schemas.microsoft.com/office/drawing/2016/ink" xmlns:am3d="http://schemas.microsoft.com/office/drawing/2017/model3d" xmlns:o="urn:schemas-microsoft-com:office:office" xmlns:oel="http://schemas.microsoft.com/office/2019/extlst" xmlns:r="http://schemas.openxmlformats.org/officeDocument/2006/relationships" xmlns:m="http://schemas.openxmlformats.org/officeDocument/2006/math" xmlns:v="urn:schemas-microsoft-com:vml" xmlns:wp14="http://schemas.microsoft.com/office/word/2010/wordprocessingDrawing" xmlns:wp="http://schemas.openxmlformats.org/drawingml/2006/wordprocessingDrawing" xmlns:w10="urn:schemas-microsoft-com:office:word" xmlns:w="http://schemas.openxmlformats.org/wordprocessingml/2006/main" xmlns:w14="http://schemas.microsoft.com/office/word/2010/wordml" xmlns:w15="http://schemas.microsoft.com/office/word/2012/wordml" xmlns:w16cex="http://schemas.microsoft.com/office/word/2018/wordml/cex" xmlns:w16cid="http://schemas.microsoft.com/office/word/2016/wordml/cid" xmlns:w16="http://schemas.microsoft.com/office/word/2018/wordml" xmlns:w16du="http://schemas.microsoft.com/office/word/2023/wordml/word16du" xmlns:w16sdtdh="http://schemas.microsoft.com/office/word/2020/wordml/sdtdatahash" xmlns:w16se="http://schemas.microsoft.com/office/word/2015/wordml/symex" xmlns:wpg="http://schemas.microsoft.com/office/word/2010/wordprocessingGroup" xmlns:wpi="http://schemas.microsoft.com/office/word/2010/wordprocessingInk" xmlns:wne="http://schemas.microsoft.com/office/word/2006/wordml" xmlns:wps="http://schemas.microsoft.com/office/word/2010/wordprocessingShape" mc:Ignorable="w14 w15 w16se w16cid w16 w16cex w16sdtdh w16du wp14">
+<w:ftr xmlns:wpc="http://schemas.microsoft.com/office/word/2010/wordprocessingCanvas" xmlns:cx="http://schemas.microsoft.com/office/drawing/2014/chartex" xmlns:cx1="http://schemas.microsoft.com/office/drawing/2015/9/8/chartex" xmlns:cx2="http://schemas.microsoft.com/office/drawing/2015/10/21/chartex" xmlns:cx3="http://schemas.microsoft.com/office/drawing/2016/5/9/chartex" xmlns:cx4="http://schemas.microsoft.com/office/drawing/2016/5/10/chartex" xmlns:cx5="http://schemas.microsoft.com/office/drawing/2016/5/11/chartex" xmlns:cx6="http://schemas.microsoft.com/office/drawing/2016/5/12/chartex" xmlns:cx7="http://schemas.microsoft.com/office/drawing/2016/5/13/chartex" xmlns:cx8="http://schemas.microsoft.com/office/drawing/2016/5/14/chartex" xmlns:mc="http://schemas.openxmlformats.org/markup-compatibility/2006" xmlns:aink="http://schemas.microsoft.com/office/drawing/2016/ink" xmlns:am3d="http://schemas.microsoft.com/office/drawing/2017/model3d" xmlns:o="urn:schemas-microsoft-com:office:office" xmlns:oel="http://schemas.microsoft.com/office/2019/extlst" xmlns:r="http://schemas.openxmlformats.org/officeDocument/2006/relationships" xmlns:m="http://schemas.openxmlformats.org/officeDocument/2006/math" xmlns:v="urn:schemas-microsoft-com:vml" xmlns:wp14="http://schemas.microsoft.com/office/word/2010/wordprocessingDrawing" xmlns:wp="http://schemas.openxmlformats.org/drawingml/2006/wordprocessingDrawing" xmlns:w10="urn:schemas-microsoft-com:office:word" xmlns:w="http://schemas.openxmlformats.org/wordprocessingml/2006/main" xmlns:w14="http://schemas.microsoft.com/office/word/2010/wordml" xmlns:w15="http://schemas.microsoft.com/office/word/2012/wordml" xmlns:w16cex="http://schemas.microsoft.com/office/word/2018/wordml/cex" xmlns:w16cid="http://schemas.microsoft.com/office/word/2016/wordml/cid" xmlns:w16="http://schemas.microsoft.com/office/word/2018/wordml" xmlns:w16du="http://schemas.microsoft.com/office/word/2023/wordml/word16du" xmlns:w16sdtdh="http://schemas.microsoft.com/office/word/2020/wordml/sdtdatahash" xmlns:w16sdtfl="http://schemas.microsoft.com/office/word/2024/wordml/sdtformatlock" xmlns:w16se="http://schemas.microsoft.com/office/word/2015/wordml/symex" xmlns:wpg="http://schemas.microsoft.com/office/word/2010/wordprocessingGroup" xmlns:wpi="http://schemas.microsoft.com/office/word/2010/wordprocessingInk" xmlns:wne="http://schemas.microsoft.com/office/word/2006/wordml" xmlns:wps="http://schemas.microsoft.com/office/word/2010/wordprocessingShape" mc:Ignorable="w14 w15 w16se w16cid w16 w16cex w16sdtdh w16sdtfl w16du wp14">
   <w:tbl>
     <w:tblPr>
       <w:tblW w:w="4950" w:type="pct"/>
@@ -1639,8 +1443,8 @@
 </w:ftr>
 </file>
 
-<file path=word/footer3.xml><?xml version="1.0" encoding="utf-8"?>
-<w:ftr xmlns:wpc="http://schemas.microsoft.com/office/word/2010/wordprocessingCanvas" xmlns:cx="http://schemas.microsoft.com/office/drawing/2014/chartex" xmlns:cx1="http://schemas.microsoft.com/office/drawing/2015/9/8/chartex" xmlns:cx2="http://schemas.microsoft.com/office/drawing/2015/10/21/chartex" xmlns:cx3="http://schemas.microsoft.com/office/drawing/2016/5/9/chartex" xmlns:cx4="http://schemas.microsoft.com/office/drawing/2016/5/10/chartex" xmlns:cx5="http://schemas.microsoft.com/office/drawing/2016/5/11/chartex" xmlns:cx6="http://schemas.microsoft.com/office/drawing/2016/5/12/chartex" xmlns:cx7="http://schemas.microsoft.com/office/drawing/2016/5/13/chartex" xmlns:cx8="http://schemas.microsoft.com/office/drawing/2016/5/14/chartex" xmlns:mc="http://schemas.openxmlformats.org/markup-compatibility/2006" xmlns:aink="http://schemas.microsoft.com/office/drawing/2016/ink" xmlns:am3d="http://schemas.microsoft.com/office/drawing/2017/model3d" xmlns:o="urn:schemas-microsoft-com:office:office" xmlns:oel="http://schemas.microsoft.com/office/2019/extlst" xmlns:r="http://schemas.openxmlformats.org/officeDocument/2006/relationships" xmlns:m="http://schemas.openxmlformats.org/officeDocument/2006/math" xmlns:v="urn:schemas-microsoft-com:vml" xmlns:wp14="http://schemas.microsoft.com/office/word/2010/wordprocessingDrawing" xmlns:wp="http://schemas.openxmlformats.org/drawingml/2006/wordprocessingDrawing" xmlns:w10="urn:schemas-microsoft-com:office:word" xmlns:w="http://schemas.openxmlformats.org/wordprocessingml/2006/main" xmlns:w14="http://schemas.microsoft.com/office/word/2010/wordml" xmlns:w15="http://schemas.microsoft.com/office/word/2012/wordml" xmlns:w16cex="http://schemas.microsoft.com/office/word/2018/wordml/cex" xmlns:w16cid="http://schemas.microsoft.com/office/word/2016/wordml/cid" xmlns:w16="http://schemas.microsoft.com/office/word/2018/wordml" xmlns:w16du="http://schemas.microsoft.com/office/word/2023/wordml/word16du" xmlns:w16sdtdh="http://schemas.microsoft.com/office/word/2020/wordml/sdtdatahash" xmlns:w16se="http://schemas.microsoft.com/office/word/2015/wordml/symex" xmlns:wpg="http://schemas.microsoft.com/office/word/2010/wordprocessingGroup" xmlns:wpi="http://schemas.microsoft.com/office/word/2010/wordprocessingInk" xmlns:wne="http://schemas.microsoft.com/office/word/2006/wordml" xmlns:wps="http://schemas.microsoft.com/office/word/2010/wordprocessingShape" mc:Ignorable="w14 w15 w16se w16cid w16 w16cex w16sdtdh w16du wp14">
+<file path=word/footer2.xml><?xml version="1.0" encoding="utf-8"?>
+<w:ftr xmlns:wpc="http://schemas.microsoft.com/office/word/2010/wordprocessingCanvas" xmlns:cx="http://schemas.microsoft.com/office/drawing/2014/chartex" xmlns:cx1="http://schemas.microsoft.com/office/drawing/2015/9/8/chartex" xmlns:cx2="http://schemas.microsoft.com/office/drawing/2015/10/21/chartex" xmlns:cx3="http://schemas.microsoft.com/office/drawing/2016/5/9/chartex" xmlns:cx4="http://schemas.microsoft.com/office/drawing/2016/5/10/chartex" xmlns:cx5="http://schemas.microsoft.com/office/drawing/2016/5/11/chartex" xmlns:cx6="http://schemas.microsoft.com/office/drawing/2016/5/12/chartex" xmlns:cx7="http://schemas.microsoft.com/office/drawing/2016/5/13/chartex" xmlns:cx8="http://schemas.microsoft.com/office/drawing/2016/5/14/chartex" xmlns:mc="http://schemas.openxmlformats.org/markup-compatibility/2006" xmlns:aink="http://schemas.microsoft.com/office/drawing/2016/ink" xmlns:am3d="http://schemas.microsoft.com/office/drawing/2017/model3d" xmlns:o="urn:schemas-microsoft-com:office:office" xmlns:oel="http://schemas.microsoft.com/office/2019/extlst" xmlns:r="http://schemas.openxmlformats.org/officeDocument/2006/relationships" xmlns:m="http://schemas.openxmlformats.org/officeDocument/2006/math" xmlns:v="urn:schemas-microsoft-com:vml" xmlns:wp14="http://schemas.microsoft.com/office/word/2010/wordprocessingDrawing" xmlns:wp="http://schemas.openxmlformats.org/drawingml/2006/wordprocessingDrawing" xmlns:w10="urn:schemas-microsoft-com:office:word" xmlns:w="http://schemas.openxmlformats.org/wordprocessingml/2006/main" xmlns:w14="http://schemas.microsoft.com/office/word/2010/wordml" xmlns:w15="http://schemas.microsoft.com/office/word/2012/wordml" xmlns:w16cex="http://schemas.microsoft.com/office/word/2018/wordml/cex" xmlns:w16cid="http://schemas.microsoft.com/office/word/2016/wordml/cid" xmlns:w16="http://schemas.microsoft.com/office/word/2018/wordml" xmlns:w16du="http://schemas.microsoft.com/office/word/2023/wordml/word16du" xmlns:w16sdtdh="http://schemas.microsoft.com/office/word/2020/wordml/sdtdatahash" xmlns:w16sdtfl="http://schemas.microsoft.com/office/word/2024/wordml/sdtformatlock" xmlns:w16se="http://schemas.microsoft.com/office/word/2015/wordml/symex" xmlns:wpg="http://schemas.microsoft.com/office/word/2010/wordprocessingGroup" xmlns:wpi="http://schemas.microsoft.com/office/word/2010/wordprocessingInk" xmlns:wne="http://schemas.microsoft.com/office/word/2006/wordml" xmlns:wps="http://schemas.microsoft.com/office/word/2010/wordprocessingShape" mc:Ignorable="w14 w15 w16se w16cid w16 w16cex w16sdtdh w16sdtfl w16du wp14">
   <w:tbl>
     <w:tblPr>
       <w:tblW w:w="4950" w:type="pct"/>
@@ -1682,7 +1486,7 @@
 </file>
 
 <file path=word/footnotes.xml><?xml version="1.0" encoding="utf-8"?>
-<w:footnotes xmlns:wpc="http://schemas.microsoft.com/office/word/2010/wordprocessingCanvas" xmlns:cx="http://schemas.microsoft.com/office/drawing/2014/chartex" xmlns:cx1="http://schemas.microsoft.com/office/drawing/2015/9/8/chartex" xmlns:cx2="http://schemas.microsoft.com/office/drawing/2015/10/21/chartex" xmlns:cx3="http://schemas.microsoft.com/office/drawing/2016/5/9/chartex" xmlns:cx4="http://schemas.microsoft.com/office/drawing/2016/5/10/chartex" xmlns:cx5="http://schemas.microsoft.com/office/drawing/2016/5/11/chartex" xmlns:cx6="http://schemas.microsoft.com/office/drawing/2016/5/12/chartex" xmlns:cx7="http://schemas.microsoft.com/office/drawing/2016/5/13/chartex" xmlns:cx8="http://schemas.microsoft.com/office/drawing/2016/5/14/chartex" xmlns:mc="http://schemas.openxmlformats.org/markup-compatibility/2006" xmlns:aink="http://schemas.microsoft.com/office/drawing/2016/ink" xmlns:am3d="http://schemas.microsoft.com/office/drawing/2017/model3d" xmlns:o="urn:schemas-microsoft-com:office:office" xmlns:oel="http://schemas.microsoft.com/office/2019/extlst" xmlns:r="http://schemas.openxmlformats.org/officeDocument/2006/relationships" xmlns:m="http://schemas.openxmlformats.org/officeDocument/2006/math" xmlns:v="urn:schemas-microsoft-com:vml" xmlns:wp14="http://schemas.microsoft.com/office/word/2010/wordprocessingDrawing" xmlns:wp="http://schemas.openxmlformats.org/drawingml/2006/wordprocessingDrawing" xmlns:w10="urn:schemas-microsoft-com:office:word" xmlns:w="http://schemas.openxmlformats.org/wordprocessingml/2006/main" xmlns:w14="http://schemas.microsoft.com/office/word/2010/wordml" xmlns:w15="http://schemas.microsoft.com/office/word/2012/wordml" xmlns:w16cex="http://schemas.microsoft.com/office/word/2018/wordml/cex" xmlns:w16cid="http://schemas.microsoft.com/office/word/2016/wordml/cid" xmlns:w16="http://schemas.microsoft.com/office/word/2018/wordml" xmlns:w16du="http://schemas.microsoft.com/office/word/2023/wordml/word16du" xmlns:w16sdtdh="http://schemas.microsoft.com/office/word/2020/wordml/sdtdatahash" xmlns:w16se="http://schemas.microsoft.com/office/word/2015/wordml/symex" xmlns:wpg="http://schemas.microsoft.com/office/word/2010/wordprocessingGroup" xmlns:wpi="http://schemas.microsoft.com/office/word/2010/wordprocessingInk" xmlns:wne="http://schemas.microsoft.com/office/word/2006/wordml" xmlns:wps="http://schemas.microsoft.com/office/word/2010/wordprocessingShape" mc:Ignorable="w14 w15 w16se w16cid w16 w16cex w16sdtdh w16du wp14">
+<w:footnotes xmlns:wpc="http://schemas.microsoft.com/office/word/2010/wordprocessingCanvas" xmlns:cx="http://schemas.microsoft.com/office/drawing/2014/chartex" xmlns:cx1="http://schemas.microsoft.com/office/drawing/2015/9/8/chartex" xmlns:cx2="http://schemas.microsoft.com/office/drawing/2015/10/21/chartex" xmlns:cx3="http://schemas.microsoft.com/office/drawing/2016/5/9/chartex" xmlns:cx4="http://schemas.microsoft.com/office/drawing/2016/5/10/chartex" xmlns:cx5="http://schemas.microsoft.com/office/drawing/2016/5/11/chartex" xmlns:cx6="http://schemas.microsoft.com/office/drawing/2016/5/12/chartex" xmlns:cx7="http://schemas.microsoft.com/office/drawing/2016/5/13/chartex" xmlns:cx8="http://schemas.microsoft.com/office/drawing/2016/5/14/chartex" xmlns:mc="http://schemas.openxmlformats.org/markup-compatibility/2006" xmlns:aink="http://schemas.microsoft.com/office/drawing/2016/ink" xmlns:am3d="http://schemas.microsoft.com/office/drawing/2017/model3d" xmlns:o="urn:schemas-microsoft-com:office:office" xmlns:oel="http://schemas.microsoft.com/office/2019/extlst" xmlns:r="http://schemas.openxmlformats.org/officeDocument/2006/relationships" xmlns:m="http://schemas.openxmlformats.org/officeDocument/2006/math" xmlns:v="urn:schemas-microsoft-com:vml" xmlns:wp14="http://schemas.microsoft.com/office/word/2010/wordprocessingDrawing" xmlns:wp="http://schemas.openxmlformats.org/drawingml/2006/wordprocessingDrawing" xmlns:w10="urn:schemas-microsoft-com:office:word" xmlns:w="http://schemas.openxmlformats.org/wordprocessingml/2006/main" xmlns:w14="http://schemas.microsoft.com/office/word/2010/wordml" xmlns:w15="http://schemas.microsoft.com/office/word/2012/wordml" xmlns:w16cex="http://schemas.microsoft.com/office/word/2018/wordml/cex" xmlns:w16cid="http://schemas.microsoft.com/office/word/2016/wordml/cid" xmlns:w16="http://schemas.microsoft.com/office/word/2018/wordml" xmlns:w16du="http://schemas.microsoft.com/office/word/2023/wordml/word16du" xmlns:w16sdtdh="http://schemas.microsoft.com/office/word/2020/wordml/sdtdatahash" xmlns:w16sdtfl="http://schemas.microsoft.com/office/word/2024/wordml/sdtformatlock" xmlns:w16se="http://schemas.microsoft.com/office/word/2015/wordml/symex" xmlns:wpg="http://schemas.microsoft.com/office/word/2010/wordprocessingGroup" xmlns:wpi="http://schemas.microsoft.com/office/word/2010/wordprocessingInk" xmlns:wne="http://schemas.microsoft.com/office/word/2006/wordml" xmlns:wps="http://schemas.microsoft.com/office/word/2010/wordprocessingShape" mc:Ignorable="w14 w15 w16se w16cid w16 w16cex w16sdtdh w16sdtfl w16du wp14">
   <w:footnote w:type="separator" w:id="-1">
     <w:p>
       <w:r>
@@ -1701,17 +1505,7 @@
 </file>
 
 <file path=word/header1.xml><?xml version="1.0" encoding="utf-8"?>
-<w:hdr xmlns:wpc="http://schemas.microsoft.com/office/word/2010/wordprocessingCanvas" xmlns:cx="http://schemas.microsoft.com/office/drawing/2014/chartex" xmlns:cx1="http://schemas.microsoft.com/office/drawing/2015/9/8/chartex" xmlns:cx2="http://schemas.microsoft.com/office/drawing/2015/10/21/chartex" xmlns:cx3="http://schemas.microsoft.com/office/drawing/2016/5/9/chartex" xmlns:cx4="http://schemas.microsoft.com/office/drawing/2016/5/10/chartex" xmlns:cx5="http://schemas.microsoft.com/office/drawing/2016/5/11/chartex" xmlns:cx6="http://schemas.microsoft.com/office/drawing/2016/5/12/chartex" xmlns:cx7="http://schemas.microsoft.com/office/drawing/2016/5/13/chartex" xmlns:cx8="http://schemas.microsoft.com/office/drawing/2016/5/14/chartex" xmlns:mc="http://schemas.openxmlformats.org/markup-compatibility/2006" xmlns:aink="http://schemas.microsoft.com/office/drawing/2016/ink" xmlns:am3d="http://schemas.microsoft.com/office/drawing/2017/model3d" xmlns:o="urn:schemas-microsoft-com:office:office" xmlns:oel="http://schemas.microsoft.com/office/2019/extlst" xmlns:r="http://schemas.openxmlformats.org/officeDocument/2006/relationships" xmlns:m="http://schemas.openxmlformats.org/officeDocument/2006/math" xmlns:v="urn:schemas-microsoft-com:vml" xmlns:wp14="http://schemas.microsoft.com/office/word/2010/wordprocessingDrawing" xmlns:wp="http://schemas.openxmlformats.org/drawingml/2006/wordprocessingDrawing" xmlns:w10="urn:schemas-microsoft-com:office:word" xmlns:w="http://schemas.openxmlformats.org/wordprocessingml/2006/main" xmlns:w14="http://schemas.microsoft.com/office/word/2010/wordml" xmlns:w15="http://schemas.microsoft.com/office/word/2012/wordml" xmlns:w16cex="http://schemas.microsoft.com/office/word/2018/wordml/cex" xmlns:w16cid="http://schemas.microsoft.com/office/word/2016/wordml/cid" xmlns:w16="http://schemas.microsoft.com/office/word/2018/wordml" xmlns:w16du="http://schemas.microsoft.com/office/word/2023/wordml/word16du" xmlns:w16sdtdh="http://schemas.microsoft.com/office/word/2020/wordml/sdtdatahash" xmlns:w16se="http://schemas.microsoft.com/office/word/2015/wordml/symex" xmlns:wpg="http://schemas.microsoft.com/office/word/2010/wordprocessingGroup" xmlns:wpi="http://schemas.microsoft.com/office/word/2010/wordprocessingInk" xmlns:wne="http://schemas.microsoft.com/office/word/2006/wordml" xmlns:wps="http://schemas.microsoft.com/office/word/2010/wordprocessingShape" mc:Ignorable="w14 w15 w16se w16cid w16 w16cex w16sdtdh w16du wp14">
-  <w:p>
-    <w:pPr>
-      <w:pStyle w:val="Kopfzeile"/>
-    </w:pPr>
-  </w:p>
-</w:hdr>
-</file>
-
-<file path=word/header2.xml><?xml version="1.0" encoding="utf-8"?>
-<w:hdr xmlns:wpc="http://schemas.microsoft.com/office/word/2010/wordprocessingCanvas" xmlns:cx="http://schemas.microsoft.com/office/drawing/2014/chartex" xmlns:cx1="http://schemas.microsoft.com/office/drawing/2015/9/8/chartex" xmlns:cx2="http://schemas.microsoft.com/office/drawing/2015/10/21/chartex" xmlns:cx3="http://schemas.microsoft.com/office/drawing/2016/5/9/chartex" xmlns:cx4="http://schemas.microsoft.com/office/drawing/2016/5/10/chartex" xmlns:cx5="http://schemas.microsoft.com/office/drawing/2016/5/11/chartex" xmlns:cx6="http://schemas.microsoft.com/office/drawing/2016/5/12/chartex" xmlns:cx7="http://schemas.microsoft.com/office/drawing/2016/5/13/chartex" xmlns:cx8="http://schemas.microsoft.com/office/drawing/2016/5/14/chartex" xmlns:mc="http://schemas.openxmlformats.org/markup-compatibility/2006" xmlns:aink="http://schemas.microsoft.com/office/drawing/2016/ink" xmlns:am3d="http://schemas.microsoft.com/office/drawing/2017/model3d" xmlns:o="urn:schemas-microsoft-com:office:office" xmlns:oel="http://schemas.microsoft.com/office/2019/extlst" xmlns:r="http://schemas.openxmlformats.org/officeDocument/2006/relationships" xmlns:m="http://schemas.openxmlformats.org/officeDocument/2006/math" xmlns:v="urn:schemas-microsoft-com:vml" xmlns:wp14="http://schemas.microsoft.com/office/word/2010/wordprocessingDrawing" xmlns:wp="http://schemas.openxmlformats.org/drawingml/2006/wordprocessingDrawing" xmlns:w10="urn:schemas-microsoft-com:office:word" xmlns:w="http://schemas.openxmlformats.org/wordprocessingml/2006/main" xmlns:w14="http://schemas.microsoft.com/office/word/2010/wordml" xmlns:w15="http://schemas.microsoft.com/office/word/2012/wordml" xmlns:w16cex="http://schemas.microsoft.com/office/word/2018/wordml/cex" xmlns:w16cid="http://schemas.microsoft.com/office/word/2016/wordml/cid" xmlns:w16="http://schemas.microsoft.com/office/word/2018/wordml" xmlns:w16du="http://schemas.microsoft.com/office/word/2023/wordml/word16du" xmlns:w16sdtdh="http://schemas.microsoft.com/office/word/2020/wordml/sdtdatahash" xmlns:w16se="http://schemas.microsoft.com/office/word/2015/wordml/symex" xmlns:wpg="http://schemas.microsoft.com/office/word/2010/wordprocessingGroup" xmlns:wpi="http://schemas.microsoft.com/office/word/2010/wordprocessingInk" xmlns:wne="http://schemas.microsoft.com/office/word/2006/wordml" xmlns:wps="http://schemas.microsoft.com/office/word/2010/wordprocessingShape" mc:Ignorable="w14 w15 w16se w16cid w16 w16cex w16sdtdh w16du wp14">
+<w:hdr xmlns:wpc="http://schemas.microsoft.com/office/word/2010/wordprocessingCanvas" xmlns:cx="http://schemas.microsoft.com/office/drawing/2014/chartex" xmlns:cx1="http://schemas.microsoft.com/office/drawing/2015/9/8/chartex" xmlns:cx2="http://schemas.microsoft.com/office/drawing/2015/10/21/chartex" xmlns:cx3="http://schemas.microsoft.com/office/drawing/2016/5/9/chartex" xmlns:cx4="http://schemas.microsoft.com/office/drawing/2016/5/10/chartex" xmlns:cx5="http://schemas.microsoft.com/office/drawing/2016/5/11/chartex" xmlns:cx6="http://schemas.microsoft.com/office/drawing/2016/5/12/chartex" xmlns:cx7="http://schemas.microsoft.com/office/drawing/2016/5/13/chartex" xmlns:cx8="http://schemas.microsoft.com/office/drawing/2016/5/14/chartex" xmlns:mc="http://schemas.openxmlformats.org/markup-compatibility/2006" xmlns:aink="http://schemas.microsoft.com/office/drawing/2016/ink" xmlns:am3d="http://schemas.microsoft.com/office/drawing/2017/model3d" xmlns:o="urn:schemas-microsoft-com:office:office" xmlns:oel="http://schemas.microsoft.com/office/2019/extlst" xmlns:r="http://schemas.openxmlformats.org/officeDocument/2006/relationships" xmlns:m="http://schemas.openxmlformats.org/officeDocument/2006/math" xmlns:v="urn:schemas-microsoft-com:vml" xmlns:wp14="http://schemas.microsoft.com/office/word/2010/wordprocessingDrawing" xmlns:wp="http://schemas.openxmlformats.org/drawingml/2006/wordprocessingDrawing" xmlns:w10="urn:schemas-microsoft-com:office:word" xmlns:w="http://schemas.openxmlformats.org/wordprocessingml/2006/main" xmlns:w14="http://schemas.microsoft.com/office/word/2010/wordml" xmlns:w15="http://schemas.microsoft.com/office/word/2012/wordml" xmlns:w16cex="http://schemas.microsoft.com/office/word/2018/wordml/cex" xmlns:w16cid="http://schemas.microsoft.com/office/word/2016/wordml/cid" xmlns:w16="http://schemas.microsoft.com/office/word/2018/wordml" xmlns:w16du="http://schemas.microsoft.com/office/word/2023/wordml/word16du" xmlns:w16sdtdh="http://schemas.microsoft.com/office/word/2020/wordml/sdtdatahash" xmlns:w16sdtfl="http://schemas.microsoft.com/office/word/2024/wordml/sdtformatlock" xmlns:w16se="http://schemas.microsoft.com/office/word/2015/wordml/symex" xmlns:wpg="http://schemas.microsoft.com/office/word/2010/wordprocessingGroup" xmlns:wpi="http://schemas.microsoft.com/office/word/2010/wordprocessingInk" xmlns:wne="http://schemas.microsoft.com/office/word/2006/wordml" xmlns:wps="http://schemas.microsoft.com/office/word/2010/wordprocessingShape" mc:Ignorable="w14 w15 w16se w16cid w16 w16cex w16sdtdh w16sdtfl w16du wp14">
   <w:tbl>
     <w:tblPr>
       <w:tblW w:w="4950" w:type="pct"/>
@@ -1810,6 +1604,9 @@
             <w:pStyle w:val="berschrift2"/>
             <w:ind w:right="36"/>
             <w:jc w:val="center"/>
+            <w:rPr>
+              <w:lang w:val="en-GB"/>
+            </w:rPr>
           </w:pPr>
           <w:proofErr w:type="spellStart"/>
           <w:r>
@@ -1820,6 +1617,7 @@
               <w:color w:val="auto"/>
               <w:sz w:val="28"/>
               <w:szCs w:val="28"/>
+              <w:lang w:val="en-GB"/>
             </w:rPr>
             <w:t>HTBLuVA</w:t>
           </w:r>
@@ -1832,9 +1630,24 @@
               <w:color w:val="auto"/>
               <w:sz w:val="28"/>
               <w:szCs w:val="28"/>
+              <w:lang w:val="en-GB"/>
             </w:rPr>
-            <w:t xml:space="preserve"> St. Pölten</w:t>
+            <w:t xml:space="preserve"> St. </w:t>
           </w:r>
+          <w:proofErr w:type="spellStart"/>
+          <w:r>
+            <w:rPr>
+              <w:rFonts w:ascii="Arial" w:hAnsi="Arial" w:cs="Arial"/>
+              <w:b/>
+              <w:bCs/>
+              <w:color w:val="auto"/>
+              <w:sz w:val="28"/>
+              <w:szCs w:val="28"/>
+              <w:lang w:val="en-GB"/>
+            </w:rPr>
+            <w:t>Pölten</w:t>
+          </w:r>
+          <w:proofErr w:type="spellEnd"/>
         </w:p>
         <w:p>
           <w:pPr>
@@ -1842,9 +1655,15 @@
             <w:spacing w:before="0"/>
             <w:ind w:right="36"/>
             <w:jc w:val="center"/>
+            <w:rPr>
+              <w:lang w:val="en-GB"/>
+            </w:rPr>
           </w:pPr>
           <w:r>
-            <w:t>Abteilung für Elektronik und Technische Informatik</w:t>
+            <w:rPr>
+              <w:lang w:val="en-GB"/>
+            </w:rPr>
+            <w:t>Electronics and Technical Informatics</w:t>
           </w:r>
         </w:p>
       </w:tc>
@@ -1877,7 +1696,7 @@
               <w:sz w:val="28"/>
               <w:szCs w:val="28"/>
             </w:rPr>
-            <w:t>Reife- und Diplomprüfung</w:t>
+            <w:t>Diploma Thesis</w:t>
           </w:r>
         </w:p>
       </w:tc>
@@ -1891,8 +1710,8 @@
 </w:hdr>
 </file>
 
-<file path=word/header3.xml><?xml version="1.0" encoding="utf-8"?>
-<w:hdr xmlns:wpc="http://schemas.microsoft.com/office/word/2010/wordprocessingCanvas" xmlns:cx="http://schemas.microsoft.com/office/drawing/2014/chartex" xmlns:cx1="http://schemas.microsoft.com/office/drawing/2015/9/8/chartex" xmlns:cx2="http://schemas.microsoft.com/office/drawing/2015/10/21/chartex" xmlns:cx3="http://schemas.microsoft.com/office/drawing/2016/5/9/chartex" xmlns:cx4="http://schemas.microsoft.com/office/drawing/2016/5/10/chartex" xmlns:cx5="http://schemas.microsoft.com/office/drawing/2016/5/11/chartex" xmlns:cx6="http://schemas.microsoft.com/office/drawing/2016/5/12/chartex" xmlns:cx7="http://schemas.microsoft.com/office/drawing/2016/5/13/chartex" xmlns:cx8="http://schemas.microsoft.com/office/drawing/2016/5/14/chartex" xmlns:mc="http://schemas.openxmlformats.org/markup-compatibility/2006" xmlns:aink="http://schemas.microsoft.com/office/drawing/2016/ink" xmlns:am3d="http://schemas.microsoft.com/office/drawing/2017/model3d" xmlns:o="urn:schemas-microsoft-com:office:office" xmlns:oel="http://schemas.microsoft.com/office/2019/extlst" xmlns:r="http://schemas.openxmlformats.org/officeDocument/2006/relationships" xmlns:m="http://schemas.openxmlformats.org/officeDocument/2006/math" xmlns:v="urn:schemas-microsoft-com:vml" xmlns:wp14="http://schemas.microsoft.com/office/word/2010/wordprocessingDrawing" xmlns:wp="http://schemas.openxmlformats.org/drawingml/2006/wordprocessingDrawing" xmlns:w10="urn:schemas-microsoft-com:office:word" xmlns:w="http://schemas.openxmlformats.org/wordprocessingml/2006/main" xmlns:w14="http://schemas.microsoft.com/office/word/2010/wordml" xmlns:w15="http://schemas.microsoft.com/office/word/2012/wordml" xmlns:w16cex="http://schemas.microsoft.com/office/word/2018/wordml/cex" xmlns:w16cid="http://schemas.microsoft.com/office/word/2016/wordml/cid" xmlns:w16="http://schemas.microsoft.com/office/word/2018/wordml" xmlns:w16du="http://schemas.microsoft.com/office/word/2023/wordml/word16du" xmlns:w16sdtdh="http://schemas.microsoft.com/office/word/2020/wordml/sdtdatahash" xmlns:w16se="http://schemas.microsoft.com/office/word/2015/wordml/symex" xmlns:wpg="http://schemas.microsoft.com/office/word/2010/wordprocessingGroup" xmlns:wpi="http://schemas.microsoft.com/office/word/2010/wordprocessingInk" xmlns:wne="http://schemas.microsoft.com/office/word/2006/wordml" xmlns:wps="http://schemas.microsoft.com/office/word/2010/wordprocessingShape" mc:Ignorable="w14 w15 w16se w16cid w16 w16cex w16sdtdh w16du wp14">
+<file path=word/header2.xml><?xml version="1.0" encoding="utf-8"?>
+<w:hdr xmlns:wpc="http://schemas.microsoft.com/office/word/2010/wordprocessingCanvas" xmlns:cx="http://schemas.microsoft.com/office/drawing/2014/chartex" xmlns:cx1="http://schemas.microsoft.com/office/drawing/2015/9/8/chartex" xmlns:cx2="http://schemas.microsoft.com/office/drawing/2015/10/21/chartex" xmlns:cx3="http://schemas.microsoft.com/office/drawing/2016/5/9/chartex" xmlns:cx4="http://schemas.microsoft.com/office/drawing/2016/5/10/chartex" xmlns:cx5="http://schemas.microsoft.com/office/drawing/2016/5/11/chartex" xmlns:cx6="http://schemas.microsoft.com/office/drawing/2016/5/12/chartex" xmlns:cx7="http://schemas.microsoft.com/office/drawing/2016/5/13/chartex" xmlns:cx8="http://schemas.microsoft.com/office/drawing/2016/5/14/chartex" xmlns:mc="http://schemas.openxmlformats.org/markup-compatibility/2006" xmlns:aink="http://schemas.microsoft.com/office/drawing/2016/ink" xmlns:am3d="http://schemas.microsoft.com/office/drawing/2017/model3d" xmlns:o="urn:schemas-microsoft-com:office:office" xmlns:oel="http://schemas.microsoft.com/office/2019/extlst" xmlns:r="http://schemas.openxmlformats.org/officeDocument/2006/relationships" xmlns:m="http://schemas.openxmlformats.org/officeDocument/2006/math" xmlns:v="urn:schemas-microsoft-com:vml" xmlns:wp14="http://schemas.microsoft.com/office/word/2010/wordprocessingDrawing" xmlns:wp="http://schemas.openxmlformats.org/drawingml/2006/wordprocessingDrawing" xmlns:w10="urn:schemas-microsoft-com:office:word" xmlns:w="http://schemas.openxmlformats.org/wordprocessingml/2006/main" xmlns:w14="http://schemas.microsoft.com/office/word/2010/wordml" xmlns:w15="http://schemas.microsoft.com/office/word/2012/wordml" xmlns:w16cex="http://schemas.microsoft.com/office/word/2018/wordml/cex" xmlns:w16cid="http://schemas.microsoft.com/office/word/2016/wordml/cid" xmlns:w16="http://schemas.microsoft.com/office/word/2018/wordml" xmlns:w16du="http://schemas.microsoft.com/office/word/2023/wordml/word16du" xmlns:w16sdtdh="http://schemas.microsoft.com/office/word/2020/wordml/sdtdatahash" xmlns:w16sdtfl="http://schemas.microsoft.com/office/word/2024/wordml/sdtformatlock" xmlns:w16se="http://schemas.microsoft.com/office/word/2015/wordml/symex" xmlns:wpg="http://schemas.microsoft.com/office/word/2010/wordprocessingGroup" xmlns:wpi="http://schemas.microsoft.com/office/word/2010/wordprocessingInk" xmlns:wne="http://schemas.microsoft.com/office/word/2006/wordml" xmlns:wps="http://schemas.microsoft.com/office/word/2010/wordprocessingShape" mc:Ignorable="w14 w15 w16se w16cid w16 w16cex w16sdtdh w16sdtfl w16du wp14">
   <w:tbl>
     <w:tblPr>
       <w:tblW w:w="4950" w:type="pct"/>
@@ -2072,8 +1891,129 @@
 </w:hdr>
 </file>
 
+<file path=word/numbering.xml><?xml version="1.0" encoding="utf-8"?>
+<w:numbering xmlns:wpc="http://schemas.microsoft.com/office/word/2010/wordprocessingCanvas" xmlns:cx="http://schemas.microsoft.com/office/drawing/2014/chartex" xmlns:cx1="http://schemas.microsoft.com/office/drawing/2015/9/8/chartex" xmlns:cx2="http://schemas.microsoft.com/office/drawing/2015/10/21/chartex" xmlns:cx3="http://schemas.microsoft.com/office/drawing/2016/5/9/chartex" xmlns:cx4="http://schemas.microsoft.com/office/drawing/2016/5/10/chartex" xmlns:cx5="http://schemas.microsoft.com/office/drawing/2016/5/11/chartex" xmlns:cx6="http://schemas.microsoft.com/office/drawing/2016/5/12/chartex" xmlns:cx7="http://schemas.microsoft.com/office/drawing/2016/5/13/chartex" xmlns:cx8="http://schemas.microsoft.com/office/drawing/2016/5/14/chartex" xmlns:mc="http://schemas.openxmlformats.org/markup-compatibility/2006" xmlns:aink="http://schemas.microsoft.com/office/drawing/2016/ink" xmlns:am3d="http://schemas.microsoft.com/office/drawing/2017/model3d" xmlns:o="urn:schemas-microsoft-com:office:office" xmlns:oel="http://schemas.microsoft.com/office/2019/extlst" xmlns:r="http://schemas.openxmlformats.org/officeDocument/2006/relationships" xmlns:m="http://schemas.openxmlformats.org/officeDocument/2006/math" xmlns:v="urn:schemas-microsoft-com:vml" xmlns:wp14="http://schemas.microsoft.com/office/word/2010/wordprocessingDrawing" xmlns:wp="http://schemas.openxmlformats.org/drawingml/2006/wordprocessingDrawing" xmlns:w10="urn:schemas-microsoft-com:office:word" xmlns:w="http://schemas.openxmlformats.org/wordprocessingml/2006/main" xmlns:w14="http://schemas.microsoft.com/office/word/2010/wordml" xmlns:w15="http://schemas.microsoft.com/office/word/2012/wordml" xmlns:w16cex="http://schemas.microsoft.com/office/word/2018/wordml/cex" xmlns:w16cid="http://schemas.microsoft.com/office/word/2016/wordml/cid" xmlns:w16="http://schemas.microsoft.com/office/word/2018/wordml" xmlns:w16du="http://schemas.microsoft.com/office/word/2023/wordml/word16du" xmlns:w16sdtdh="http://schemas.microsoft.com/office/word/2020/wordml/sdtdatahash" xmlns:w16sdtfl="http://schemas.microsoft.com/office/word/2024/wordml/sdtformatlock" xmlns:w16se="http://schemas.microsoft.com/office/word/2015/wordml/symex" xmlns:wpg="http://schemas.microsoft.com/office/word/2010/wordprocessingGroup" xmlns:wpi="http://schemas.microsoft.com/office/word/2010/wordprocessingInk" xmlns:wne="http://schemas.microsoft.com/office/word/2006/wordml" xmlns:wps="http://schemas.microsoft.com/office/word/2010/wordprocessingShape" mc:Ignorable="w14 w15 w16se w16cid w16 w16cex w16sdtdh w16sdtfl w16du wp14">
+  <w:abstractNum w:abstractNumId="0" w15:restartNumberingAfterBreak="0">
+    <w:nsid w:val="706A5595"/>
+    <w:multiLevelType w:val="multilevel"/>
+    <w:tmpl w:val="E0FE053A"/>
+    <w:lvl w:ilvl="0">
+      <w:start w:val="1"/>
+      <w:numFmt w:val="decimal"/>
+      <w:lvlText w:val="%1."/>
+      <w:lvlJc w:val="left"/>
+      <w:pPr>
+        <w:tabs>
+          <w:tab w:val="num" w:pos="720"/>
+        </w:tabs>
+        <w:ind w:left="720" w:hanging="360"/>
+      </w:pPr>
+    </w:lvl>
+    <w:lvl w:ilvl="1" w:tentative="1">
+      <w:start w:val="1"/>
+      <w:numFmt w:val="decimal"/>
+      <w:lvlText w:val="%2."/>
+      <w:lvlJc w:val="left"/>
+      <w:pPr>
+        <w:tabs>
+          <w:tab w:val="num" w:pos="1440"/>
+        </w:tabs>
+        <w:ind w:left="1440" w:hanging="360"/>
+      </w:pPr>
+    </w:lvl>
+    <w:lvl w:ilvl="2" w:tentative="1">
+      <w:start w:val="1"/>
+      <w:numFmt w:val="decimal"/>
+      <w:lvlText w:val="%3."/>
+      <w:lvlJc w:val="left"/>
+      <w:pPr>
+        <w:tabs>
+          <w:tab w:val="num" w:pos="2160"/>
+        </w:tabs>
+        <w:ind w:left="2160" w:hanging="360"/>
+      </w:pPr>
+    </w:lvl>
+    <w:lvl w:ilvl="3" w:tentative="1">
+      <w:start w:val="1"/>
+      <w:numFmt w:val="decimal"/>
+      <w:lvlText w:val="%4."/>
+      <w:lvlJc w:val="left"/>
+      <w:pPr>
+        <w:tabs>
+          <w:tab w:val="num" w:pos="2880"/>
+        </w:tabs>
+        <w:ind w:left="2880" w:hanging="360"/>
+      </w:pPr>
+    </w:lvl>
+    <w:lvl w:ilvl="4" w:tentative="1">
+      <w:start w:val="1"/>
+      <w:numFmt w:val="decimal"/>
+      <w:lvlText w:val="%5."/>
+      <w:lvlJc w:val="left"/>
+      <w:pPr>
+        <w:tabs>
+          <w:tab w:val="num" w:pos="3600"/>
+        </w:tabs>
+        <w:ind w:left="3600" w:hanging="360"/>
+      </w:pPr>
+    </w:lvl>
+    <w:lvl w:ilvl="5" w:tentative="1">
+      <w:start w:val="1"/>
+      <w:numFmt w:val="decimal"/>
+      <w:lvlText w:val="%6."/>
+      <w:lvlJc w:val="left"/>
+      <w:pPr>
+        <w:tabs>
+          <w:tab w:val="num" w:pos="4320"/>
+        </w:tabs>
+        <w:ind w:left="4320" w:hanging="360"/>
+      </w:pPr>
+    </w:lvl>
+    <w:lvl w:ilvl="6" w:tentative="1">
+      <w:start w:val="1"/>
+      <w:numFmt w:val="decimal"/>
+      <w:lvlText w:val="%7."/>
+      <w:lvlJc w:val="left"/>
+      <w:pPr>
+        <w:tabs>
+          <w:tab w:val="num" w:pos="5040"/>
+        </w:tabs>
+        <w:ind w:left="5040" w:hanging="360"/>
+      </w:pPr>
+    </w:lvl>
+    <w:lvl w:ilvl="7" w:tentative="1">
+      <w:start w:val="1"/>
+      <w:numFmt w:val="decimal"/>
+      <w:lvlText w:val="%8."/>
+      <w:lvlJc w:val="left"/>
+      <w:pPr>
+        <w:tabs>
+          <w:tab w:val="num" w:pos="5760"/>
+        </w:tabs>
+        <w:ind w:left="5760" w:hanging="360"/>
+      </w:pPr>
+    </w:lvl>
+    <w:lvl w:ilvl="8" w:tentative="1">
+      <w:start w:val="1"/>
+      <w:numFmt w:val="decimal"/>
+      <w:lvlText w:val="%9."/>
+      <w:lvlJc w:val="left"/>
+      <w:pPr>
+        <w:tabs>
+          <w:tab w:val="num" w:pos="6480"/>
+        </w:tabs>
+        <w:ind w:left="6480" w:hanging="360"/>
+      </w:pPr>
+    </w:lvl>
+  </w:abstractNum>
+  <w:num w:numId="1" w16cid:durableId="2072531550">
+    <w:abstractNumId w:val="0"/>
+  </w:num>
+</w:numbering>
+</file>
+
 <file path=word/styles.xml><?xml version="1.0" encoding="utf-8"?>
-<w:styles xmlns:mc="http://schemas.openxmlformats.org/markup-compatibility/2006" xmlns:r="http://schemas.openxmlformats.org/officeDocument/2006/relationships" xmlns:w="http://schemas.openxmlformats.org/wordprocessingml/2006/main" xmlns:w14="http://schemas.microsoft.com/office/word/2010/wordml" xmlns:w15="http://schemas.microsoft.com/office/word/2012/wordml" xmlns:w16cex="http://schemas.microsoft.com/office/word/2018/wordml/cex" xmlns:w16cid="http://schemas.microsoft.com/office/word/2016/wordml/cid" xmlns:w16="http://schemas.microsoft.com/office/word/2018/wordml" xmlns:w16du="http://schemas.microsoft.com/office/word/2023/wordml/word16du" xmlns:w16sdtdh="http://schemas.microsoft.com/office/word/2020/wordml/sdtdatahash" xmlns:w16se="http://schemas.microsoft.com/office/word/2015/wordml/symex" mc:Ignorable="w14 w15 w16se w16cid w16 w16cex w16sdtdh w16du">
+<w:styles xmlns:mc="http://schemas.openxmlformats.org/markup-compatibility/2006" xmlns:r="http://schemas.openxmlformats.org/officeDocument/2006/relationships" xmlns:w="http://schemas.openxmlformats.org/wordprocessingml/2006/main" xmlns:w14="http://schemas.microsoft.com/office/word/2010/wordml" xmlns:w15="http://schemas.microsoft.com/office/word/2012/wordml" xmlns:w16cex="http://schemas.microsoft.com/office/word/2018/wordml/cex" xmlns:w16cid="http://schemas.microsoft.com/office/word/2016/wordml/cid" xmlns:w16="http://schemas.microsoft.com/office/word/2018/wordml" xmlns:w16du="http://schemas.microsoft.com/office/word/2023/wordml/word16du" xmlns:w16sdtdh="http://schemas.microsoft.com/office/word/2020/wordml/sdtdatahash" xmlns:w16sdtfl="http://schemas.microsoft.com/office/word/2024/wordml/sdtformatlock" xmlns:w16se="http://schemas.microsoft.com/office/word/2015/wordml/symex" mc:Ignorable="w14 w15 w16se w16cid w16 w16cex w16sdtdh w16sdtfl w16du">
   <w:docDefaults>
     <w:rPrDefault>
       <w:rPr>

--- a/Diplomarbeit/topics/Protocols/DA_Besprechung-2024-12-04.docx
+++ b/Diplomarbeit/topics/Protocols/DA_Besprechung-2024-12-04.docx
@@ -19,7 +19,27 @@
           <w:szCs w:val="28"/>
           <w:lang w:val="en-US"/>
         </w:rPr>
-        <w:t>Transcript of the first thesis seminar</w:t>
+        <w:t xml:space="preserve">Transcript of the </w:t>
+      </w:r>
+      <w:r>
+        <w:rPr>
+          <w:b/>
+          <w:bCs/>
+          <w:sz w:val="28"/>
+          <w:szCs w:val="28"/>
+          <w:lang w:val="en-US"/>
+        </w:rPr>
+        <w:t>second</w:t>
+      </w:r>
+      <w:r>
+        <w:rPr>
+          <w:b/>
+          <w:bCs/>
+          <w:sz w:val="28"/>
+          <w:szCs w:val="28"/>
+          <w:lang w:val="en-US"/>
+        </w:rPr>
+        <w:t xml:space="preserve"> thesis seminar</w:t>
       </w:r>
       <w:r>
         <w:rPr>
@@ -2484,6 +2504,7 @@
   <w:style w:type="character" w:default="1" w:styleId="Absatz-Standardschriftart">
     <w:name w:val="Default Paragraph Font"/>
     <w:uiPriority w:val="1"/>
+    <w:semiHidden/>
     <w:unhideWhenUsed/>
   </w:style>
   <w:style w:type="table" w:default="1" w:styleId="NormaleTabelle">
